--- a/public/templates/template_reemplazo.docx
+++ b/public/templates/template_reemplazo.docx
@@ -1475,7 +1475,7 @@
       </w:tr>
       <w:tr>
         <w:trPr>
-          <w:trHeight w:val="1205"/>
+          <w:trHeight w:val="2835" w:hRule="exact"/>
         </w:trPr>
         <w:tc>
           <w:tcPr>
@@ -1490,7 +1490,7 @@
           </w:tcPr>
           <w:p>
             <w:pPr>
-              <w:spacing w:after="160" w:line="259" w:lineRule="auto"/>
+              <w:spacing w:before="900" w:after="900"/>
               <w:ind w:left="0" w:firstLine="0"/>
             </w:pPr>
           </w:p>
@@ -1508,7 +1508,7 @@
           </w:tcPr>
           <w:p>
             <w:pPr>
-              <w:spacing w:after="160" w:line="259" w:lineRule="auto"/>
+              <w:spacing w:before="900" w:after="900"/>
               <w:ind w:left="0" w:firstLine="0"/>
             </w:pPr>
           </w:p>
@@ -1526,7 +1526,7 @@
           </w:tcPr>
           <w:p>
             <w:pPr>
-              <w:spacing w:after="160" w:line="259" w:lineRule="auto"/>
+              <w:spacing w:before="900" w:after="900"/>
               <w:ind w:left="0" w:firstLine="0"/>
             </w:pPr>
           </w:p>

--- a/public/templates/template_reemplazo.docx
+++ b/public/templates/template_reemplazo.docx
@@ -1347,7 +1347,7 @@
     <w:tbl>
       <w:tblPr>
         <w:tblStyle w:val="TableGrid"/>
-        <w:tblW w:w="14323" w:type="dxa"/>
+        <w:tblW w:w="14045" w:type="dxa"/>
         <w:tblInd w:w="-31" w:type="dxa"/>
         <w:tblCellMar>
           <w:top w:w="77" w:type="dxa"/>
@@ -1357,17 +1357,17 @@
         <w:tblLook w:val="04A0" w:firstRow="1" w:lastRow="0" w:firstColumn="1" w:lastColumn="0" w:noHBand="0" w:noVBand="1"/>
       </w:tblPr>
       <w:tblGrid>
-        <w:gridCol w:w="3603"/>
-        <w:gridCol w:w="5156"/>
-        <w:gridCol w:w="5564"/>
+        <w:gridCol w:w="3533"/>
+        <w:gridCol w:w="5056"/>
+        <w:gridCol w:w="5456"/>
       </w:tblGrid>
       <w:tr>
         <w:trPr>
-          <w:trHeight w:val="322"/>
+          <w:trHeight w:val="140"/>
         </w:trPr>
         <w:tc>
           <w:tcPr>
-            <w:tcW w:w="3602" w:type="dxa"/>
+            <w:tcW w:w="3533" w:type="dxa"/>
             <w:tcBorders>
               <w:top w:val="single" w:sz="6" w:space="0" w:color="000000"/>
               <w:left w:val="single" w:sz="6" w:space="0" w:color="000000"/>
@@ -1405,7 +1405,7 @@
         </w:tc>
         <w:tc>
           <w:tcPr>
-            <w:tcW w:w="5156" w:type="dxa"/>
+            <w:tcW w:w="5056" w:type="dxa"/>
             <w:tcBorders>
               <w:top w:val="single" w:sz="6" w:space="0" w:color="000000"/>
               <w:left w:val="single" w:sz="6" w:space="0" w:color="000000"/>
@@ -1436,7 +1436,7 @@
         </w:tc>
         <w:tc>
           <w:tcPr>
-            <w:tcW w:w="5564" w:type="dxa"/>
+            <w:tcW w:w="5456" w:type="dxa"/>
             <w:tcBorders>
               <w:top w:val="single" w:sz="6" w:space="0" w:color="000000"/>
               <w:left w:val="single" w:sz="6" w:space="0" w:color="000000"/>
@@ -1475,11 +1475,11 @@
       </w:tr>
       <w:tr>
         <w:trPr>
-          <w:trHeight w:val="2835" w:hRule="exact"/>
+          <w:trHeight w:hRule="exact" w:val="1239"/>
         </w:trPr>
         <w:tc>
           <w:tcPr>
-            <w:tcW w:w="3602" w:type="dxa"/>
+            <w:tcW w:w="3533" w:type="dxa"/>
             <w:tcBorders>
               <w:top w:val="single" w:sz="6" w:space="0" w:color="000000"/>
               <w:left w:val="single" w:sz="6" w:space="0" w:color="000000"/>
@@ -1497,7 +1497,7 @@
         </w:tc>
         <w:tc>
           <w:tcPr>
-            <w:tcW w:w="5156" w:type="dxa"/>
+            <w:tcW w:w="5056" w:type="dxa"/>
             <w:tcBorders>
               <w:top w:val="single" w:sz="6" w:space="0" w:color="000000"/>
               <w:left w:val="single" w:sz="6" w:space="0" w:color="000000"/>
@@ -1515,7 +1515,7 @@
         </w:tc>
         <w:tc>
           <w:tcPr>
-            <w:tcW w:w="5564" w:type="dxa"/>
+            <w:tcW w:w="5456" w:type="dxa"/>
             <w:tcBorders>
               <w:top w:val="single" w:sz="6" w:space="0" w:color="000000"/>
               <w:left w:val="single" w:sz="6" w:space="0" w:color="000000"/>
